--- a/practice_spo_main/List_ezhednevnoj_raboty_studenta.docx
+++ b/practice_spo_main/List_ezhednevnoj_raboty_studenta.docx
@@ -10142,7 +10142,46 @@
                 <w:sz w:val="24"/>
                 <w:szCs w:val="24"/>
               </w:rPr>
-              <w:t>Сегодня я приступил к изучению темы №6 «Сформировать требования к дизайну веб-приложений на основе анализа предметной области и целевой аудитории». Основной задачей дня стало комплексное тестирование разработанного веб-приложения корпоративного AI-ассистента.</w:t>
+              <w:t xml:space="preserve">Сегодня я приступил к изучению темы </w:t>
+            </w:r>
+            <w:r>
+              <w:rPr>
+                <w:rFonts w:ascii="Times New Roman" w:eastAsia="Times New Roman" w:hAnsi="Times New Roman"/>
+                <w:b/>
+                <w:i/>
+                <w:sz w:val="24"/>
+                <w:szCs w:val="24"/>
+              </w:rPr>
+              <w:t>№6 «</w:t>
+            </w:r>
+            <w:r>
+              <w:rPr>
+                <w:rFonts w:ascii="Times New Roman" w:eastAsia="Times New Roman" w:hAnsi="Times New Roman"/>
+                <w:b/>
+                <w:i/>
+                <w:sz w:val="24"/>
+                <w:szCs w:val="24"/>
+              </w:rPr>
+              <w:t>Производить тестирование разработанного веб приложения</w:t>
+            </w:r>
+            <w:r>
+              <w:rPr>
+                <w:rFonts w:ascii="Times New Roman" w:eastAsia="Times New Roman" w:hAnsi="Times New Roman"/>
+                <w:b/>
+                <w:i/>
+                <w:sz w:val="24"/>
+                <w:szCs w:val="24"/>
+              </w:rPr>
+              <w:t>»</w:t>
+            </w:r>
+            <w:r>
+              <w:rPr>
+                <w:rFonts w:ascii="Times New Roman" w:eastAsia="Times New Roman" w:hAnsi="Times New Roman"/>
+                <w:i/>
+                <w:sz w:val="24"/>
+                <w:szCs w:val="24"/>
+              </w:rPr>
+              <w:t>. Основной задачей дня стало комплексное тестирование разработанного веб-приложения корпоративного AI-ассистента.</w:t>
             </w:r>
           </w:p>
           <w:p>
@@ -10381,7 +10420,46 @@
                 <w:sz w:val="24"/>
                 <w:szCs w:val="24"/>
               </w:rPr>
-              <w:t xml:space="preserve">Сегодня я приступил к изучению темы №4 «Разработка веб-приложений в соответствии с техническим заданием». Основной задачей дня стала доработка </w:t>
+              <w:t xml:space="preserve">Сегодня я приступил к изучению темы </w:t>
+            </w:r>
+            <w:r>
+              <w:rPr>
+                <w:rFonts w:ascii="Times New Roman" w:eastAsia="Times New Roman" w:hAnsi="Times New Roman"/>
+                <w:b/>
+                <w:i/>
+                <w:sz w:val="24"/>
+                <w:szCs w:val="24"/>
+              </w:rPr>
+              <w:t>№4 «</w:t>
+            </w:r>
+            <w:r>
+              <w:rPr>
+                <w:rFonts w:ascii="Times New Roman" w:eastAsia="Times New Roman" w:hAnsi="Times New Roman"/>
+                <w:b/>
+                <w:i/>
+                <w:sz w:val="24"/>
+                <w:szCs w:val="24"/>
+              </w:rPr>
+              <w:t>Разработать интерфейс пользователя веб-приложений в соответствии с техническим заданием</w:t>
+            </w:r>
+            <w:r>
+              <w:rPr>
+                <w:rFonts w:ascii="Times New Roman" w:eastAsia="Times New Roman" w:hAnsi="Times New Roman"/>
+                <w:b/>
+                <w:i/>
+                <w:sz w:val="24"/>
+                <w:szCs w:val="24"/>
+              </w:rPr>
+              <w:t xml:space="preserve">». </w:t>
+            </w:r>
+            <w:r>
+              <w:rPr>
+                <w:rFonts w:ascii="Times New Roman" w:eastAsia="Times New Roman" w:hAnsi="Times New Roman"/>
+                <w:i/>
+                <w:sz w:val="24"/>
+                <w:szCs w:val="24"/>
+              </w:rPr>
+              <w:t xml:space="preserve">Основной задачей дня стала доработка </w:t>
             </w:r>
             <w:proofErr w:type="spellStart"/>
             <w:r>
@@ -10748,6 +10826,8 @@
               </w:rPr>
               <w:t xml:space="preserve"> — 2 часа.</w:t>
             </w:r>
+            <w:bookmarkStart w:id="0" w:name="_GoBack"/>
+            <w:bookmarkEnd w:id="0"/>
           </w:p>
         </w:tc>
         <w:tc>
@@ -10772,7 +10852,7 @@
       </w:tr>
       <w:tr>
         <w:trPr>
-          <w:trHeight w:val="13031"/>
+          <w:trHeight w:val="12748"/>
         </w:trPr>
         <w:tc>
           <w:tcPr>
@@ -10993,10 +11073,12 @@
             <w:pPr>
               <w:widowControl w:val="0"/>
               <w:suppressAutoHyphens/>
-              <w:jc w:val="center"/>
-              <w:rPr>
-                <w:rFonts w:ascii="Times New Roman" w:eastAsia="Times New Roman" w:hAnsi="Times New Roman"/>
-                <w:b/>
+              <w:spacing w:before="30" w:line="240" w:lineRule="auto"/>
+              <w:ind w:firstLine="709"/>
+              <w:jc w:val="both"/>
+              <w:rPr>
+                <w:rFonts w:ascii="Times New Roman" w:eastAsia="Times New Roman" w:hAnsi="Times New Roman"/>
+                <w:i/>
                 <w:sz w:val="24"/>
                 <w:szCs w:val="24"/>
               </w:rPr>
@@ -11026,18 +11108,7 @@
                 <w:sz w:val="24"/>
                 <w:szCs w:val="24"/>
               </w:rPr>
-              <w:t>; Обзор кодовой базы и подг</w:t>
-            </w:r>
-            <w:bookmarkStart w:id="0" w:name="_GoBack"/>
-            <w:bookmarkEnd w:id="0"/>
-            <w:r>
-              <w:rPr>
-                <w:rFonts w:ascii="Times New Roman" w:eastAsia="Times New Roman" w:hAnsi="Times New Roman"/>
-                <w:i/>
-                <w:sz w:val="24"/>
-                <w:szCs w:val="24"/>
-              </w:rPr>
-              <w:t xml:space="preserve">отовка к демонстрации — </w:t>
+              <w:t xml:space="preserve">; Обзор кодовой базы и подготовка к демонстрации — </w:t>
             </w:r>
             <w:r>
               <w:rPr>
@@ -11835,6 +11906,7 @@
   <w:style w:type="character" w:default="1" w:styleId="a0">
     <w:name w:val="Default Paragraph Font"/>
     <w:uiPriority w:val="1"/>
+    <w:semiHidden/>
     <w:unhideWhenUsed/>
   </w:style>
   <w:style w:type="table" w:default="1" w:styleId="a1">
